--- a/core/Шаблоны/Договор_обучение_СПЭ_юрлицо.docx
+++ b/core/Шаблоны/Договор_обучение_СПЭ_юрлицо.docx
@@ -3102,19 +3102,7 @@
               </w:rPr>
             </w:pPr>
             <w:r>
-              <w:rPr>
-                <w:sz w:val="20"/>
-                <w:szCs w:val="20"/>
-              </w:rPr>
-              <w:t xml:space="preserve">______________/ </w:t>
-            </w:r>
-            <w:r>
-              <w:rPr>
-                <w:sz w:val="20"/>
-                <w:szCs w:val="20"/>
-                <w:u w:val="single"/>
-              </w:rPr>
-              <w:t>А.В. Лосев</w:t>
+              <w:t xml:space="preserve"> {{ факсимиле_директор }} / А.В. Лосев</w:t>
             </w:r>
           </w:p>
           <w:p>
@@ -6011,72 +5999,7 @@
               </w:rPr>
             </w:pPr>
             <w:r>
-              <w:rPr>
-                <w:noProof/>
-                <w:sz w:val="28"/>
-                <w:szCs w:val="28"/>
-              </w:rPr>
-              <w:drawing>
-                <wp:anchor distT="0" distB="0" distL="114300" distR="114300" simplePos="0" relativeHeight="251669504" behindDoc="0" locked="0" layoutInCell="1" allowOverlap="1" wp14:anchorId="69CC325A" wp14:editId="3501FDD9">
-                  <wp:simplePos x="0" y="0"/>
-                  <wp:positionH relativeFrom="column">
-                    <wp:posOffset>1415518</wp:posOffset>
-                  </wp:positionH>
-                  <wp:positionV relativeFrom="paragraph">
-                    <wp:posOffset>-214138</wp:posOffset>
-                  </wp:positionV>
-                  <wp:extent cx="1022350" cy="396240"/>
-                  <wp:effectExtent l="0" t="0" r="0" b="0"/>
-                  <wp:wrapNone/>
-                  <wp:docPr id="3" name="Рисунок 3"/>
-                  <wp:cNvGraphicFramePr>
-                    <a:graphicFrameLocks xmlns:a="http://schemas.openxmlformats.org/drawingml/2006/main" noChangeAspect="1"/>
-                  </wp:cNvGraphicFramePr>
-                  <a:graphic xmlns:a="http://schemas.openxmlformats.org/drawingml/2006/main">
-                    <a:graphicData uri="http://schemas.openxmlformats.org/drawingml/2006/picture">
-                      <pic:pic xmlns:pic="http://schemas.openxmlformats.org/drawingml/2006/picture">
-                        <pic:nvPicPr>
-                          <pic:cNvPr id="2" name="подпись.png"/>
-                          <pic:cNvPicPr/>
-                        </pic:nvPicPr>
-                        <pic:blipFill>
-                          <a:blip r:embed="rId15" cstate="print">
-                            <a:extLst>
-                              <a:ext uri="{28A0092B-C50C-407E-A947-70E740481C1C}">
-                                <a14:useLocalDpi xmlns:a14="http://schemas.microsoft.com/office/drawing/2010/main" val="0"/>
-                              </a:ext>
-                            </a:extLst>
-                          </a:blip>
-                          <a:stretch>
-                            <a:fillRect/>
-                          </a:stretch>
-                        </pic:blipFill>
-                        <pic:spPr>
-                          <a:xfrm>
-                            <a:off x="0" y="0"/>
-                            <a:ext cx="1022350" cy="396240"/>
-                          </a:xfrm>
-                          <a:prstGeom prst="rect">
-                            <a:avLst/>
-                          </a:prstGeom>
-                        </pic:spPr>
-                      </pic:pic>
-                    </a:graphicData>
-                  </a:graphic>
-                  <wp14:sizeRelH relativeFrom="page">
-                    <wp14:pctWidth>0</wp14:pctWidth>
-                  </wp14:sizeRelH>
-                  <wp14:sizeRelV relativeFrom="page">
-                    <wp14:pctHeight>0</wp14:pctHeight>
-                  </wp14:sizeRelV>
-                </wp:anchor>
-              </w:drawing>
-            </w:r>
-            <w:r>
-              <w:rPr>
-                <w:rStyle w:val="msonormal0"/>
-              </w:rPr>
-              <w:t xml:space="preserve">От имени Исполнителя __________ </w:t>
+              <w:t xml:space="preserve">От имени Исполнителя  {{ факсимиле_директор }}  </w:t>
             </w:r>
           </w:p>
           <w:p>

--- a/core/Шаблоны/Договор_обучение_СПЭ_юрлицо.docx
+++ b/core/Шаблоны/Договор_обучение_СПЭ_юрлицо.docx
@@ -6086,6 +6086,16 @@
           <w:szCs w:val="20"/>
         </w:rPr>
       </w:pPr>
+    </w:p>
+    <w:p>
+      <w:r>
+        <w:t>{{ признают_факсимиле }}</w:t>
+      </w:r>
+    </w:p>
+    <w:p>
+      <w:r>
+        <w:t>М.П. {{ факсимиле_печать }}</w:t>
+      </w:r>
     </w:p>
     <w:sectPr>
       <w:footerReference w:type="default" r:id="rId17"/>
